--- a/Articulo_Revision_Bibliografica_RPA_IA_VERSION_MEJORADA.docx
+++ b/Articulo_Revision_Bibliografica_RPA_IA_VERSION_MEJORADA.docx
@@ -32,7 +32,7 @@
         <w:br/>
       </w:r>
       <w:r>
-        <w:t xml:space="preserve">Fundación de Educación Superior San José, Facultad de Ingeniería, Programa de Ingeniería de Sistemas</w:t>
+        <w:t xml:space="preserve">Fundación Universitaria San José, Facultad de Ingeniería, Programa de Ingeniería de Sistemas</w:t>
       </w:r>
     </w:p>
     <w:p>
